--- a/marketing/linkedin/linkedin-posts.docx
+++ b/marketing/linkedin/linkedin-posts.docx
@@ -484,7 +484,7 @@
           <w:sz w:val="23"/>
           <w:szCs w:val="23"/>
         </w:rPr>
-        <w:t xml:space="preserve">A 5-year cashflow model with real COS and channel margins. Your month-end pack, rebuilt from the source spreadsheets instead of by hand. An investor deck you can actually defend in the room. A Monday 07:00 business brief that writes itself. A dashboard you send someone a link to. The SOPs you've never got around to writing down.</w:t>
+        <w:t xml:space="preserve">An automated sales funnel — lead in, researched, followed up. KPI tracking that chases the team for the number instead of you. A custom dashboard for your venture, live on your own figures. A 5-year cashflow model with real COS and channel margins. Your month-end pack, rebuilt from source instead of by hand. The SOPs you've never got around to writing down.</w:t>
       </w:r>
     </w:p>
     <w:p>
@@ -554,7 +554,7 @@
           <w:sz w:val="23"/>
           <w:szCs w:val="23"/>
         </w:rPr>
-        <w:t xml:space="preserve">Once you can do this, the bigger stuff opens up: a sales pipeline that researches and drafts the follow-up while you approve. Customer relationships run by exception, so you only see the ones that need you. Recruitment screening against your actual scorecard.</w:t>
+        <w:t xml:space="preserve">Once you can do this, the bigger stuff opens up: a WhatsApp agent taking first contact, with every draft held for your approval. Customer relationships run by exception, so you only see the ones that need you. Recruitment screened against your actual scorecard.</w:t>
       </w:r>
     </w:p>
     <w:p>
